--- a/Ecommerce_Intelligence_Project/E Commerce Intelligence Project Report.docx
+++ b/Ecommerce_Intelligence_Project/E Commerce Intelligence Project Report.docx
@@ -5614,6 +5614,20 @@
       <w:r>
         <w:t xml:space="preserve">Dataset: </w:t>
       </w:r>
+      <w:hyperlink r:id="rId16" w:history="1">
+        <w:r>
+          <w:rPr>
+            <w:rStyle w:val="Hyperlink"/>
+          </w:rPr>
+          <w:t>https://github.com/atanuduttagupta/LogicMojo-AI-ML-March26-atanuduttagupta/tree/main/Ecommerce_Intelligence_Project/dataset</w:t>
+        </w:r>
+      </w:hyperlink>
+    </w:p>
+    <w:p>
+      <w:pPr>
+        <w:pStyle w:val="Content"/>
+        <w:spacing w:after="200" w:line="240" w:lineRule="auto"/>
+      </w:pPr>
     </w:p>
     <w:p>
       <w:pPr>
@@ -5627,6 +5641,22 @@
       <w:r>
         <w:t>Project Guideline:</w:t>
       </w:r>
+      <w:r>
+        <w:t xml:space="preserve"> </w:t>
+      </w:r>
+      <w:hyperlink r:id="rId17" w:history="1">
+        <w:r>
+          <w:rPr>
+            <w:rStyle w:val="Hyperlink"/>
+          </w:rPr>
+          <w:t>https://github.com/atanuduttagupta/LogicMojo-AI-ML-March26-atanuduttagupta/tree/1f827dd46d42ccef2aac0500962b497d0dd8e0d5/Ecommerce_Intelligence_Project</w:t>
+        </w:r>
+      </w:hyperlink>
+    </w:p>
+    <w:p>
+      <w:pPr>
+        <w:pStyle w:val="ListParagraph"/>
+      </w:pPr>
     </w:p>
     <w:p>
       <w:pPr>
@@ -5638,8 +5668,27 @@
         <w:spacing w:after="200" w:line="240" w:lineRule="auto"/>
       </w:pPr>
       <w:r>
-        <w:t>Jupyter Notebook:</w:t>
-      </w:r>
+        <w:t>Jupyter</w:t>
+      </w:r>
+      <w:r>
+        <w:t xml:space="preserve"> Notebook:</w:t>
+      </w:r>
+      <w:r>
+        <w:t xml:space="preserve"> </w:t>
+      </w:r>
+      <w:hyperlink r:id="rId18" w:history="1">
+        <w:r>
+          <w:rPr>
+            <w:rStyle w:val="Hyperlink"/>
+          </w:rPr>
+          <w:t>https://github.com/atanuduttagupta/LogicMojo-AI-ML-March26-atanuduttagupta/blob/main/Ecommerce_Intelligence_Project/Ecommerce_Intelligence_Project.ipynb</w:t>
+        </w:r>
+      </w:hyperlink>
+    </w:p>
+    <w:p>
+      <w:pPr>
+        <w:pStyle w:val="ListParagraph"/>
+      </w:pPr>
     </w:p>
     <w:p>
       <w:pPr>
@@ -5653,10 +5702,33 @@
       <w:r>
         <w:t>Visuals:</w:t>
       </w:r>
+      <w:r>
+        <w:t xml:space="preserve"> </w:t>
+      </w:r>
+      <w:hyperlink r:id="rId19" w:history="1">
+        <w:r>
+          <w:rPr>
+            <w:rStyle w:val="Hyperlink"/>
+          </w:rPr>
+          <w:t>https://github.com/atanuduttagupta/LogicMojo-AI-ML-March26-atanuduttagupta/tree/1f827dd46d42ccef2aac0500962b497d0dd8e0d5/Ecommerce_Intelligence_Project/visual_outputs</w:t>
+        </w:r>
+      </w:hyperlink>
+    </w:p>
+    <w:p>
+      <w:pPr>
+        <w:pStyle w:val="ListParagraph"/>
+      </w:pPr>
+    </w:p>
+    <w:p>
+      <w:pPr>
+        <w:pStyle w:val="Content"/>
+        <w:spacing w:after="200" w:line="240" w:lineRule="auto"/>
+        <w:ind w:left="720"/>
+      </w:pPr>
     </w:p>
     <w:sectPr>
-      <w:headerReference w:type="default" r:id="rId16"/>
-      <w:footerReference w:type="default" r:id="rId17"/>
+      <w:headerReference w:type="default" r:id="rId20"/>
+      <w:footerReference w:type="default" r:id="rId21"/>
       <w:pgSz w:w="12240" w:h="15840"/>
       <w:pgMar w:top="720" w:right="1152" w:bottom="720" w:left="1152" w:header="0" w:footer="288" w:gutter="0"/>
       <w:pgNumType w:start="1"/>
@@ -7210,17 +7282,17 @@
   <w:abstractNum w:abstractNumId="12" w15:restartNumberingAfterBreak="0">
     <w:nsid w:val="51446495"/>
     <w:multiLevelType w:val="hybridMultilevel"/>
-    <w:tmpl w:val="0E82E4AE"/>
-    <w:lvl w:ilvl="0" w:tplc="4009000B">
-      <w:start w:val="1"/>
-      <w:numFmt w:val="bullet"/>
-      <w:lvlText w:val=""/>
+    <w:tmpl w:val="AEDCB8EA"/>
+    <w:lvl w:ilvl="0" w:tplc="92065548">
+      <w:start w:val="1"/>
+      <w:numFmt w:val="decimal"/>
+      <w:lvlText w:val="%1."/>
       <w:lvlJc w:val="left"/>
       <w:pPr>
         <w:ind w:left="720" w:hanging="360"/>
       </w:pPr>
       <w:rPr>
-        <w:rFonts w:ascii="Wingdings" w:hAnsi="Wingdings" w:hint="default"/>
+        <w:rFonts w:asciiTheme="minorHAnsi" w:eastAsiaTheme="minorEastAsia" w:hAnsiTheme="minorHAnsi" w:cstheme="minorBidi"/>
       </w:rPr>
     </w:lvl>
     <w:lvl w:ilvl="1" w:tplc="40090003" w:tentative="1">
@@ -8689,6 +8761,18 @@
       <w:u w:val="single"/>
     </w:rPr>
   </w:style>
+  <w:style w:type="character" w:styleId="UnresolvedMention">
+    <w:name w:val="Unresolved Mention"/>
+    <w:basedOn w:val="DefaultParagraphFont"/>
+    <w:uiPriority w:val="99"/>
+    <w:semiHidden/>
+    <w:unhideWhenUsed/>
+    <w:rsid w:val="00FD5926"/>
+    <w:rPr>
+      <w:color w:val="605E5C"/>
+      <w:shd w:val="clear" w:color="auto" w:fill="E1DFDD"/>
+    </w:rPr>
+  </w:style>
 </w:styles>
 </file>
 
@@ -8964,10 +9048,12 @@
     <w:rsid w:val="00237EA3"/>
     <w:rsid w:val="002E416A"/>
     <w:rsid w:val="003C0098"/>
+    <w:rsid w:val="006F41AE"/>
     <w:rsid w:val="00732670"/>
     <w:rsid w:val="0098679D"/>
     <w:rsid w:val="00AC3B26"/>
     <w:rsid w:val="00B93878"/>
+    <w:rsid w:val="00CC5B09"/>
     <w:rsid w:val="00D63EB6"/>
   </w:rsids>
   <m:mathPr>
